--- a/app/src/main/assets/legal/privacy_es.docx
+++ b/app/src/main/assets/legal/privacy_es.docx
@@ -109,32 +109,20 @@
           <w:b/>
           <w:lang w:val="es-ES"/>
         </w:rPr>
-        <w:t>Versión 1.0</w:t>
+        <w:t>Versión 1.1</w:t>
       </w:r>
       <w:r>
-        <w:rPr>
-          <w:lang w:val="es-ES"/>
-        </w:rPr>
         <w:br/>
         <w:t xml:space="preserve">Fecha de entrada en vigor: </w:t>
       </w:r>
       <w:r>
-        <w:rPr>
-          <w:lang w:val="es-ES"/>
-        </w:rPr>
         <w:t>01/07/2026</w:t>
       </w:r>
       <w:r>
-        <w:rPr>
-          <w:lang w:val="es-ES"/>
-        </w:rPr>
-        <w:t xml:space="preserve">· Última actualización: </w:t>
+        <w:t xml:space="preserve"> · Última actualización: </w:t>
       </w:r>
       <w:r>
-        <w:rPr>
-          <w:lang w:val="es-ES"/>
-        </w:rPr>
-        <w:t>21/07/2026</w:t>
+        <w:t>22/07/2026</w:t>
       </w:r>
     </w:p>
     <w:p>
@@ -977,25 +965,47 @@
           <w:lang w:val="es-ES"/>
         </w:rPr>
       </w:pPr>
-      <w:r>
-        <w:rPr>
-          <w:lang w:val="es-ES"/>
-        </w:rPr>
-        <w:t xml:space="preserve">En la versión actual descrita por esta política, </w:t>
-      </w:r>
       <w:proofErr w:type="spellStart"/>
-      <w:r>
-        <w:rPr>
-          <w:lang w:val="es-ES"/>
-        </w:rPr>
-        <w:t>Qüata</w:t>
-      </w:r>
       <w:proofErr w:type="spellEnd"/>
       <w:r>
         <w:rPr>
           <w:lang w:val="es-ES"/>
         </w:rPr>
-        <w:t xml:space="preserve"> no accede de forma general a la agenda de contactos. Si se incorpora una función de invitación mediante contactos, se solicitará permiso específico y se actualizará la información antes de activarla.</w:t>
+        <w:t>La agenda de contactos solo se consulta si el usuario concede el permiso de contactos y abre la función «Invitar a Qüata». Qüata utiliza localmente el nombre y los números de teléfono para mostrar la lista y preparar una invitación.</w:t>
+      </w:r>
+    </w:p>
+    <w:p>
+      <w:pPr>
+        <w:pStyle w:val="Listaconvietas"/>
+        <w:spacing w:after="60"/>
+        <w:rPr>
+          <w:lang w:val="es-ES"/>
+        </w:rPr>
+      </w:pPr>
+      <w:proofErr w:type="spellStart"/>
+      <w:proofErr w:type="spellEnd"/>
+      <w:r>
+        <w:rPr>
+          <w:lang w:val="es-ES"/>
+        </w:rPr>
+        <w:t>Para distinguir los contactos que ya tienen cuenta de los que pueden ser invitados, la aplicación normaliza los números de teléfono —conservando únicamente sus dígitos— y envía esas versiones normalizadas al servicio de Qüata en lotes limitados. El servicio devuelve solamente cuáles de los números consultados corresponden a perfiles registrados; no recibe el nombre guardado en la agenda ni devuelve información de perfiles ajenos a la consulta.</w:t>
+      </w:r>
+    </w:p>
+    <w:p>
+      <w:pPr>
+        <w:pStyle w:val="Listaconvietas"/>
+        <w:spacing w:after="60"/>
+        <w:rPr>
+          <w:lang w:val="es-ES"/>
+        </w:rPr>
+      </w:pPr>
+      <w:proofErr w:type="spellStart"/>
+      <w:proofErr w:type="spellEnd"/>
+      <w:r>
+        <w:rPr>
+          <w:lang w:val="es-ES"/>
+        </w:rPr>
+        <w:t>Los contactos no registrados no se incorporan a una agenda de Qüata. La invitación solo se inicia cuando el usuario pulsa «Invitar» y elige una aplicación externa. En ese momento, el número de teléfono y el texto de invitación pueden facilitarse a la aplicación elegida, cuyo tratamiento se rige por su propia política. El permiso de contactos puede revocarse en los ajustes del dispositivo.</w:t>
       </w:r>
     </w:p>
     <w:p>
@@ -1121,6 +1131,65 @@
                 <w:lang w:val="es-ES"/>
               </w:rPr>
               <w:t>Ejecución de la relación con el usuario y adopción de medidas solicitadas antes del registro.</w:t>
+            </w:r>
+          </w:p>
+        </w:tc>
+      </w:tr>
+      <w:tr>
+        <w:trPr>
+          <w:jc w:val="center"/>
+        </w:trPr>
+        <w:tc>
+          <w:tcPr>
+            <w:tcW w:w="3312" w:type="dxa"/>
+          </w:tcPr>
+          <w:p>
+            <w:pPr>
+              <w:rPr>
+                <w:lang w:val="es-ES"/>
+              </w:rPr>
+            </w:pPr>
+            <w:r>
+              <w:rPr>
+                <w:lang w:val="es-ES"/>
+              </w:rPr>
+              <w:t>Encontrar contactos que ya utilizan Qüata y facilitar invitaciones iniciadas por el usuario.</w:t>
+            </w:r>
+          </w:p>
+        </w:tc>
+        <w:tc>
+          <w:tcPr>
+            <w:tcW w:w="3312" w:type="dxa"/>
+          </w:tcPr>
+          <w:p>
+            <w:pPr>
+              <w:rPr>
+                <w:lang w:val="es-ES"/>
+              </w:rPr>
+            </w:pPr>
+            <w:r>
+              <w:rPr>
+                <w:lang w:val="es-ES"/>
+              </w:rPr>
+              <w:t>Nombres de contacto tratados localmente y versiones normalizadas de sus números de teléfono.</w:t>
+            </w:r>
+          </w:p>
+        </w:tc>
+        <w:tc>
+          <w:tcPr>
+            <w:tcW w:w="3312" w:type="dxa"/>
+          </w:tcPr>
+          <w:p>
+            <w:pPr>
+              <w:rPr>
+                <w:lang w:val="es-ES"/>
+              </w:rPr>
+            </w:pPr>
+            <w:r>
+              <w:rPr>
+                <w:lang w:val="es-ES"/>
+              </w:rPr>
+              <w:t>Consentimiento mediante el permiso de contactos y la acción voluntaria del usuario.</w:t>
             </w:r>
           </w:p>
         </w:tc>
@@ -2273,6 +2342,39 @@
             <w:tcW w:w="4968" w:type="dxa"/>
           </w:tcPr>
           <w:p>
+            <w:r>
+              <w:t>Contactos del dispositivo</w:t>
+            </w:r>
+          </w:p>
+        </w:tc>
+        <w:tc>
+          <w:tcPr>
+            <w:tcW w:w="4968" w:type="dxa"/>
+          </w:tcPr>
+          <w:p>
+            <w:pPr>
+              <w:rPr>
+                <w:lang w:val="es-ES"/>
+              </w:rPr>
+            </w:pPr>
+            <w:r>
+              <w:rPr>
+                <w:lang w:val="es-ES"/>
+              </w:rPr>
+              <w:t>La lista se consulta al utilizar la función y se mantiene localmente solo mientras resulta necesaria para mostrarla. Los números enviados para su comparación no se incorporan a la agenda ni al directorio de Qüata; los registros técnicos se conservan conforme a su criterio general.</w:t>
+            </w:r>
+          </w:p>
+        </w:tc>
+      </w:tr>
+      <w:tr>
+        <w:trPr>
+          <w:jc w:val="center"/>
+        </w:trPr>
+        <w:tc>
+          <w:tcPr>
+            <w:tcW w:w="4968" w:type="dxa"/>
+          </w:tcPr>
+          <w:p>
             <w:proofErr w:type="spellStart"/>
             <w:r>
               <w:t>Publicaciones</w:t>
